--- a/cover_letter/Cover letter integration.docx
+++ b/cover_letter/Cover letter integration.docx
@@ -106,110 +106,7 @@
           <w:sz w:val="22"/>
           <w:szCs w:val="22"/>
         </w:rPr>
-        <w:t xml:space="preserve">We </w:t>
-      </w:r>
-      <w:r>
-        <w:rPr>
-          <w:sz w:val="22"/>
-          <w:szCs w:val="22"/>
-        </w:rPr>
-        <w:t xml:space="preserve">are pleased to submit our manuscript </w:t>
-      </w:r>
-      <w:r>
-        <w:rPr>
-          <w:sz w:val="22"/>
-          <w:szCs w:val="22"/>
-        </w:rPr>
-        <w:t>entitled, “</w:t>
-      </w:r>
-      <w:r>
-        <w:rPr>
-          <w:sz w:val="22"/>
-          <w:szCs w:val="22"/>
-        </w:rPr>
-        <w:t>Hybrid Hyperchaotic Pseudorandom Number Generator with Dynamic Perturbation</w:t>
-      </w:r>
-      <w:r>
-        <w:rPr>
-          <w:sz w:val="22"/>
-          <w:szCs w:val="22"/>
-        </w:rPr>
-        <w:t>”</w:t>
-      </w:r>
-      <w:r>
-        <w:rPr>
-          <w:sz w:val="22"/>
-          <w:szCs w:val="22"/>
-        </w:rPr>
-        <w:t xml:space="preserve"> by Ricardo Yair García-Muñoz </w:t>
-      </w:r>
-      <w:r>
-        <w:rPr>
-          <w:i/>
-          <w:iCs/>
-          <w:sz w:val="22"/>
-          <w:szCs w:val="22"/>
-        </w:rPr>
-        <w:t>et al</w:t>
-      </w:r>
-      <w:r>
-        <w:rPr>
-          <w:i/>
-          <w:iCs/>
-          <w:sz w:val="22"/>
-          <w:szCs w:val="22"/>
-        </w:rPr>
-        <w:t xml:space="preserve">. </w:t>
-      </w:r>
-      <w:r>
-        <w:rPr>
-          <w:sz w:val="22"/>
-          <w:szCs w:val="22"/>
-        </w:rPr>
-        <w:t>for</w:t>
-      </w:r>
-      <w:r>
-        <w:rPr>
-          <w:sz w:val="22"/>
-          <w:szCs w:val="22"/>
-        </w:rPr>
-        <w:t xml:space="preserve"> consider</w:t>
-      </w:r>
-      <w:r>
-        <w:rPr>
-          <w:sz w:val="22"/>
-          <w:szCs w:val="22"/>
-        </w:rPr>
-        <w:t>ation</w:t>
-      </w:r>
-      <w:r>
-        <w:rPr>
-          <w:sz w:val="22"/>
-          <w:szCs w:val="22"/>
-        </w:rPr>
-        <w:t xml:space="preserve"> as Original Research article in </w:t>
-      </w:r>
-      <w:hyperlink r:id="rId5" w:history="1">
-        <w:r>
-          <w:rPr>
-            <w:rStyle w:val="Hyperlink"/>
-            <w:color w:val="auto"/>
-            <w:sz w:val="22"/>
-            <w:szCs w:val="22"/>
-            <w:u w:val="none"/>
-          </w:rPr>
-          <w:t>Integration</w:t>
-        </w:r>
-      </w:hyperlink>
-      <w:r>
-        <w:t>, the VSLI journal</w:t>
-      </w:r>
-      <w:r>
-        <w:rPr>
-          <w:sz w:val="22"/>
-          <w:szCs w:val="22"/>
-        </w:rPr>
-        <w:t>.</w:t>
+        <w:t xml:space="preserve">We are pleased to submit our manuscript, “Hybrid Hyperchaotic Pseudorandom Number Generator with Dynamic Perturbation” by Ricardo Yair García-Muñoz et al., for consideration as an Original Research article in Integration, the VLSI Journal. </w:t>
       </w:r>
     </w:p>
     <w:p>
@@ -225,77 +122,21 @@
           <w:sz w:val="22"/>
           <w:szCs w:val="22"/>
         </w:rPr>
-        <w:t>Chaos</w:t>
-      </w:r>
-      <w:r>
-        <w:rPr>
-          <w:sz w:val="22"/>
-          <w:szCs w:val="22"/>
-        </w:rPr>
-        <w:t xml:space="preserve"> </w:t>
-      </w:r>
-      <w:r>
-        <w:rPr>
-          <w:sz w:val="22"/>
-          <w:szCs w:val="22"/>
-        </w:rPr>
-        <w:t>based pseudorandom number generators (PRNG) have become a widely researched field in recent years</w:t>
-      </w:r>
-      <w:r>
-        <w:rPr>
-          <w:sz w:val="22"/>
-          <w:szCs w:val="22"/>
-        </w:rPr>
-        <w:t>. Their</w:t>
-      </w:r>
-      <w:r>
-        <w:rPr>
-          <w:sz w:val="22"/>
-          <w:szCs w:val="22"/>
-        </w:rPr>
-        <w:t xml:space="preserve"> ability to generate unpredictable behavior from deterministic equations is highly valuable </w:t>
-      </w:r>
-      <w:r>
-        <w:rPr>
-          <w:sz w:val="22"/>
-          <w:szCs w:val="22"/>
-        </w:rPr>
-        <w:t>in areas such as</w:t>
-      </w:r>
-      <w:r>
-        <w:rPr>
-          <w:sz w:val="22"/>
-          <w:szCs w:val="22"/>
-        </w:rPr>
-        <w:t xml:space="preserve"> cybersecurity and encryption. In this paper, we present a hybrid architecture for pseudorandom number generation that combines a 4D continuous hyperchaotic system with a 2D discrete hyperchaotic map. Our design incorporates techniques such as chaotic enhancements, parametric perturbations, and nonlinear post-processing. These </w:t>
-      </w:r>
-      <w:r>
-        <w:rPr>
-          <w:sz w:val="22"/>
-          <w:szCs w:val="22"/>
-        </w:rPr>
-        <w:t>methods</w:t>
-      </w:r>
-      <w:r>
-        <w:rPr>
-          <w:sz w:val="22"/>
-          <w:szCs w:val="22"/>
-        </w:rPr>
-        <w:t xml:space="preserve"> are intended to enhance the unpredictability of the system and maintain its hyperchaotic characteristics </w:t>
-      </w:r>
-      <w:r>
-        <w:rPr>
-          <w:sz w:val="22"/>
-          <w:szCs w:val="22"/>
-        </w:rPr>
-        <w:t>in application</w:t>
-      </w:r>
-      <w:r>
-        <w:rPr>
-          <w:sz w:val="22"/>
-          <w:szCs w:val="22"/>
-        </w:rPr>
-        <w:t>.</w:t>
+        <w:t xml:space="preserve">Chaos-based pseudorandom number generators (PRNGs) are increasingly valuable for cybersecurity and encryption due to their ability to produce unpredictable sequences from deterministic dynamics. We propose a hybrid architecture combining a 4D continuous hyperchaotic system with a 2D discrete hyperchaotic map. </w:t>
+      </w:r>
+      <w:r>
+        <w:rPr>
+          <w:sz w:val="22"/>
+          <w:szCs w:val="22"/>
+        </w:rPr>
+        <w:t>Incorporating techniques such as</w:t>
+      </w:r>
+      <w:r>
+        <w:rPr>
+          <w:sz w:val="22"/>
+          <w:szCs w:val="22"/>
+        </w:rPr>
+        <w:t xml:space="preserve"> dynamic parametric perturbations and nonlinear post-processing, designed to preserve hyperchaotic behavior while enhancing output randomness.</w:t>
       </w:r>
     </w:p>
     <w:p>
@@ -311,35 +152,7 @@
           <w:sz w:val="22"/>
           <w:szCs w:val="22"/>
         </w:rPr>
-        <w:t xml:space="preserve">The proposed PRNG has been validated through numerical analysis, including Lyapunov exponents and histograms, and its statistical robustness has been verified using the NIST 800-22 </w:t>
-      </w:r>
-      <w:r>
-        <w:rPr>
-          <w:sz w:val="22"/>
-          <w:szCs w:val="22"/>
-        </w:rPr>
-        <w:t>and TestU01 randomness test suites</w:t>
-      </w:r>
-      <w:r>
-        <w:rPr>
-          <w:sz w:val="22"/>
-          <w:szCs w:val="22"/>
-        </w:rPr>
-        <w:t xml:space="preserve">. Additionally, the system was implemented in FPGA hardware to demonstrate its applicability in real-world cryptographic environments. The results confirm that the generator produces high-quality pseudorandom sequences and </w:t>
-      </w:r>
-      <w:r>
-        <w:rPr>
-          <w:sz w:val="22"/>
-          <w:szCs w:val="22"/>
-        </w:rPr>
-        <w:t>give</w:t>
-      </w:r>
-      <w:r>
-        <w:rPr>
-          <w:sz w:val="22"/>
-          <w:szCs w:val="22"/>
-        </w:rPr>
-        <w:t xml:space="preserve"> evidence of its suitability for secure digital applications.</w:t>
+        <w:t>Statistical validation includes Lyapunov exponent analysis, histogram evaluation, and comprehensive testing via NIST SP 800-22 and TestU01 suites. To demonstrate practical utility, we implemented the design on an FPGA platform, reporting resource utilization, throughput, and suitability for embedded cryptographic applications.</w:t>
       </w:r>
     </w:p>
     <w:p>
@@ -355,21 +168,51 @@
           <w:sz w:val="22"/>
           <w:szCs w:val="22"/>
         </w:rPr>
-        <w:t xml:space="preserve">Given the journal's focus </w:t>
-      </w:r>
-      <w:r>
-        <w:rPr>
-          <w:sz w:val="22"/>
-          <w:szCs w:val="22"/>
-        </w:rPr>
-        <w:t>VLSI architectures, hardware security, and embedded cryptographic primitives</w:t>
-      </w:r>
-      <w:r>
-        <w:rPr>
-          <w:sz w:val="22"/>
-          <w:szCs w:val="22"/>
-        </w:rPr>
-        <w:t xml:space="preserve">, we believe our findings will be of great interest to your readers. This manuscript is original, has not been published previously, and is not currently under consideration by any other journal. </w:t>
+        <w:t xml:space="preserve">This manuscript was previously submitted to </w:t>
+      </w:r>
+      <w:r>
+        <w:rPr>
+          <w:i/>
+          <w:iCs/>
+          <w:sz w:val="22"/>
+          <w:szCs w:val="22"/>
+        </w:rPr>
+        <w:t>Chaos, Solitons &amp; Fractals</w:t>
+      </w:r>
+      <w:r>
+        <w:rPr>
+          <w:sz w:val="22"/>
+          <w:szCs w:val="22"/>
+        </w:rPr>
+        <w:t xml:space="preserve"> </w:t>
+      </w:r>
+      <w:r>
+        <w:rPr>
+          <w:sz w:val="22"/>
+          <w:szCs w:val="22"/>
+        </w:rPr>
+        <w:t>and, while not accepted, benefited from constructive reviewer comments.</w:t>
+      </w:r>
+      <w:r>
+        <w:rPr>
+          <w:sz w:val="22"/>
+          <w:szCs w:val="22"/>
+        </w:rPr>
+        <w:t xml:space="preserve"> </w:t>
+      </w:r>
+      <w:r>
+        <w:rPr>
+          <w:sz w:val="22"/>
+          <w:szCs w:val="22"/>
+        </w:rPr>
+        <w:t>In response to reviewer feedback, we have strengthened</w:t>
+      </w:r>
+      <w:r>
+        <w:rPr>
+          <w:sz w:val="22"/>
+          <w:szCs w:val="22"/>
+        </w:rPr>
+        <w:t xml:space="preserve"> the theoretical justification for the chaotic system selection, expand cryptographic validation with the TestU01 suite, and refine the hardware implementation details. </w:t>
       </w:r>
     </w:p>
     <w:p>
@@ -385,7 +228,23 @@
           <w:sz w:val="22"/>
           <w:szCs w:val="22"/>
         </w:rPr>
-        <w:t>Thank you for your time and for considering our work for publication.</w:t>
+        <w:t xml:space="preserve">Given Integration’s focus on VLSI </w:t>
+      </w:r>
+      <w:proofErr w:type="gramStart"/>
+      <w:r>
+        <w:rPr>
+          <w:sz w:val="22"/>
+          <w:szCs w:val="22"/>
+        </w:rPr>
+        <w:t>architectures</w:t>
+      </w:r>
+      <w:proofErr w:type="gramEnd"/>
+      <w:r>
+        <w:rPr>
+          <w:sz w:val="22"/>
+          <w:szCs w:val="22"/>
+        </w:rPr>
+        <w:t>, hardware security, and cryptographic primitives, we believe this work will be of strong interest to your readership. This manuscript is original, has not been published previously, and is not currently under consideration by any other journal.</w:t>
       </w:r>
     </w:p>
     <w:p>
@@ -396,6 +255,31 @@
           <w:szCs w:val="22"/>
         </w:rPr>
       </w:pPr>
+      <w:proofErr w:type="spellStart"/>
+      <w:r>
+        <w:rPr>
+          <w:sz w:val="22"/>
+          <w:szCs w:val="22"/>
+        </w:rPr>
+        <w:t>Thank</w:t>
+      </w:r>
+      <w:proofErr w:type="spellEnd"/>
+      <w:r>
+        <w:rPr>
+          <w:sz w:val="22"/>
+          <w:szCs w:val="22"/>
+        </w:rPr>
+        <w:t xml:space="preserve"> you for your time and for considering our work for publication.</w:t>
+      </w:r>
+    </w:p>
+    <w:p>
+      <w:pPr>
+        <w:jc w:val="both"/>
+        <w:rPr>
+          <w:sz w:val="22"/>
+          <w:szCs w:val="22"/>
+        </w:rPr>
+      </w:pPr>
       <w:r>
         <w:rPr>
           <w:sz w:val="22"/>
@@ -499,7 +383,7 @@
         </w:rPr>
         <w:t xml:space="preserve">Email address: </w:t>
       </w:r>
-      <w:hyperlink r:id="rId6" w:history="1">
+      <w:hyperlink r:id="rId5" w:history="1">
         <w:r>
           <w:rPr>
             <w:rStyle w:val="Hyperlink"/>
